--- a/a7/packages/A7 Unit 4 - Solving Problems with Rational Numbers/Review/A7 Unit 4 Solving Problems with Rational Numbers - Review.docx
+++ b/a7/packages/A7 Unit 4 - Solving Problems with Rational Numbers/Review/A7 Unit 4 Solving Problems with Rational Numbers - Review.docx
@@ -196,7 +196,7 @@
           <w:color w:val="6B6B6B"/>
           <w:sz w:val="19"/>
         </w:rPr>
-        <w:t>HOW TO USE THIS.   This review covers every learning target from the unit — more than the assessment does. Work it in parts. If you miss two or more in a part, that part is where to spend your study time. The reference sheet has everything you need for each part.</w:t>
+        <w:t>HOW TO USE THIS.   This review covers each part of the assessment, with more questions than the assessment has. Work it in parts. If you miss two or more in a part, that part is where to spend your study time. The reference sheet has everything you need for each part.</w:t>
       </w:r>
     </w:p>
     <w:p>
@@ -667,7 +667,7 @@
             <w:r>
               <w:drawing>
                 <wp:inline xmlns:a="http://schemas.openxmlformats.org/drawingml/2006/main" xmlns:pic="http://schemas.openxmlformats.org/drawingml/2006/picture">
-                  <wp:extent cx="1709928" cy="170688"/>
+                  <wp:extent cx="1584960" cy="170688"/>
                   <wp:docPr id="5" name="Picture 5"/>
                   <wp:cNvGraphicFramePr>
                     <a:graphicFrameLocks noChangeAspect="1"/>
@@ -676,7 +676,7 @@
                     <a:graphicData uri="http://schemas.openxmlformats.org/drawingml/2006/picture">
                       <pic:pic>
                         <pic:nvPicPr>
-                          <pic:cNvPr id="0" name="fa9966c0f032ef15.png"/>
+                          <pic:cNvPr id="0" name="c271cc76a1483ef0.png"/>
                           <pic:cNvPicPr/>
                         </pic:nvPicPr>
                         <pic:blipFill>
@@ -688,7 +688,7 @@
                         <pic:spPr>
                           <a:xfrm>
                             <a:off x="0" y="0"/>
-                            <a:ext cx="1709928" cy="170688"/>
+                            <a:ext cx="1584960" cy="170688"/>
                           </a:xfrm>
                           <a:prstGeom prst="rect"/>
                         </pic:spPr>
@@ -1449,7 +1449,7 @@
             <w:r>
               <w:drawing>
                 <wp:inline xmlns:a="http://schemas.openxmlformats.org/drawingml/2006/main" xmlns:pic="http://schemas.openxmlformats.org/drawingml/2006/picture">
-                  <wp:extent cx="579120" cy="146304"/>
+                  <wp:extent cx="457200" cy="146304"/>
                   <wp:docPr id="13" name="Picture 13"/>
                   <wp:cNvGraphicFramePr>
                     <a:graphicFrameLocks noChangeAspect="1"/>
@@ -1458,7 +1458,7 @@
                     <a:graphicData uri="http://schemas.openxmlformats.org/drawingml/2006/picture">
                       <pic:pic>
                         <pic:nvPicPr>
-                          <pic:cNvPr id="0" name="24c1f889eac4a6ef.png"/>
+                          <pic:cNvPr id="0" name="1e714364df36071a.png"/>
                           <pic:cNvPicPr/>
                         </pic:nvPicPr>
                         <pic:blipFill>
@@ -1470,7 +1470,7 @@
                         <pic:spPr>
                           <a:xfrm>
                             <a:off x="0" y="0"/>
-                            <a:ext cx="579120" cy="146304"/>
+                            <a:ext cx="457200" cy="146304"/>
                           </a:xfrm>
                           <a:prstGeom prst="rect"/>
                         </pic:spPr>
@@ -1526,7 +1526,7 @@
           <w:color w:val="1A1A1A"/>
           <w:sz w:val="24"/>
         </w:rPr>
-        <w:t>PART C.   Real-World Problems and Significant Digits</w:t>
+        <w:t>PART C.   Real-World Problems in Scientific Notation</w:t>
       </w:r>
       <w:r>
         <w:tab/>
@@ -1538,7 +1538,7 @@
           <w:color w:val="6B6B6B"/>
           <w:sz w:val="19"/>
         </w:rPr>
-        <w:t>Lesson 4   ·   6 questions</w:t>
+        <w:t>Lesson 4   ·   4 questions</w:t>
       </w:r>
     </w:p>
     <w:tbl>
@@ -1584,78 +1584,6 @@
                 <w:sz w:val="22"/>
               </w:rPr>
               <w:t xml:space="preserve">13.   </w:t>
-            </w:r>
-            <w:r>
-              <w:rPr>
-                <w:b w:val="0"/>
-                <w:i w:val="0"/>
-                <w:color w:val="1A1A1A"/>
-                <w:sz w:val="22"/>
-              </w:rPr>
-              <w:t>How many significant digits are in each measurement?  6,040 g   ·   0.00920 m   ·   45.00 s</w:t>
-            </w:r>
-          </w:p>
-          <w:p>
-            <w:pPr>
-              <w:spacing w:after="1152"/>
-            </w:pPr>
-          </w:p>
-        </w:tc>
-      </w:tr>
-    </w:tbl>
-    <w:p>
-      <w:pPr>
-        <w:spacing w:after="0" w:before="0" w:line="20" w:lineRule="exact"/>
-      </w:pPr>
-      <w:r>
-        <w:rPr>
-          <w:sz w:val="2"/>
-        </w:rPr>
-      </w:r>
-    </w:p>
-    <w:tbl>
-      <w:tblPr>
-        <w:tblLayout w:type="fixed"/>
-        <w:tblLook w:firstColumn="1" w:firstRow="1" w:lastColumn="0" w:lastRow="0" w:noHBand="0" w:noVBand="1" w:val="04A0"/>
-        <w:tblLayout w:type="fixed"/>
-        <w:tblW w:w="9360" w:type="dxa"/>
-      </w:tblPr>
-      <w:tblGrid>
-        <w:gridCol w:w="9360"/>
-      </w:tblGrid>
-      <w:tr>
-        <w:trPr>
-          <w:cantSplit/>
-        </w:trPr>
-        <w:tc>
-          <w:tcPr>
-            <w:tcW w:type="dxa" w:w="9360"/>
-            <w:tcBorders>
-              <w:top w:val="nil"/>
-              <w:left w:val="nil"/>
-              <w:bottom w:val="nil"/>
-              <w:right w:val="nil"/>
-            </w:tcBorders>
-            <w:tcMar>
-              <w:top w:w="0" w:type="dxa"/>
-              <w:left w:w="0" w:type="dxa"/>
-              <w:bottom w:w="0" w:type="dxa"/>
-              <w:right w:w="0" w:type="dxa"/>
-            </w:tcMar>
-          </w:tcPr>
-          <w:p>
-            <w:pPr>
-              <w:spacing w:before="200" w:after="120"/>
-              <w:ind w:left="420" w:hanging="420"/>
-            </w:pPr>
-            <w:r>
-              <w:rPr>
-                <w:b/>
-                <w:i w:val="0"/>
-                <w:color w:val="1A1A1A"/>
-                <w:sz w:val="22"/>
-              </w:rPr>
-              <w:t xml:space="preserve">14.   </w:t>
             </w:r>
             <w:r>
               <w:rPr>
@@ -1750,12 +1678,127 @@
                 <w:color w:val="1A1A1A"/>
                 <w:sz w:val="22"/>
               </w:rPr>
-              <w:t xml:space="preserve">  mm. Find its area, with the correct number of significant digits.</w:t>
+              <w:t xml:space="preserve">  mm. Find its area, in scientific notation. Do not round.</w:t>
             </w:r>
           </w:p>
           <w:p>
             <w:pPr>
               <w:spacing w:after="1296"/>
+            </w:pPr>
+          </w:p>
+        </w:tc>
+      </w:tr>
+    </w:tbl>
+    <w:p>
+      <w:pPr>
+        <w:spacing w:after="0" w:before="0" w:line="20" w:lineRule="exact"/>
+      </w:pPr>
+      <w:r>
+        <w:rPr>
+          <w:sz w:val="2"/>
+        </w:rPr>
+      </w:r>
+    </w:p>
+    <w:tbl>
+      <w:tblPr>
+        <w:tblLayout w:type="fixed"/>
+        <w:tblLook w:firstColumn="1" w:firstRow="1" w:lastColumn="0" w:lastRow="0" w:noHBand="0" w:noVBand="1" w:val="04A0"/>
+        <w:tblLayout w:type="fixed"/>
+        <w:tblW w:w="9360" w:type="dxa"/>
+      </w:tblPr>
+      <w:tblGrid>
+        <w:gridCol w:w="9360"/>
+      </w:tblGrid>
+      <w:tr>
+        <w:trPr>
+          <w:cantSplit/>
+        </w:trPr>
+        <w:tc>
+          <w:tcPr>
+            <w:tcW w:type="dxa" w:w="9360"/>
+            <w:tcBorders>
+              <w:top w:val="nil"/>
+              <w:left w:val="nil"/>
+              <w:bottom w:val="nil"/>
+              <w:right w:val="nil"/>
+            </w:tcBorders>
+            <w:tcMar>
+              <w:top w:w="0" w:type="dxa"/>
+              <w:left w:w="0" w:type="dxa"/>
+              <w:bottom w:w="0" w:type="dxa"/>
+              <w:right w:w="0" w:type="dxa"/>
+            </w:tcMar>
+          </w:tcPr>
+          <w:p>
+            <w:pPr>
+              <w:spacing w:before="200" w:after="120"/>
+              <w:ind w:left="420" w:hanging="420"/>
+            </w:pPr>
+            <w:r>
+              <w:rPr>
+                <w:b/>
+                <w:i w:val="0"/>
+                <w:color w:val="1A1A1A"/>
+                <w:sz w:val="22"/>
+              </w:rPr>
+              <w:t xml:space="preserve">14.   </w:t>
+            </w:r>
+            <w:r>
+              <w:rPr>
+                <w:b w:val="0"/>
+                <w:i w:val="0"/>
+                <w:color w:val="1A1A1A"/>
+                <w:sz w:val="22"/>
+              </w:rPr>
+              <w:t xml:space="preserve">A train travels  </w:t>
+            </w:r>
+            <w:r>
+              <w:drawing>
+                <wp:inline xmlns:a="http://schemas.openxmlformats.org/drawingml/2006/main" xmlns:pic="http://schemas.openxmlformats.org/drawingml/2006/picture">
+                  <wp:extent cx="579120" cy="146304"/>
+                  <wp:docPr id="16" name="Picture 16"/>
+                  <wp:cNvGraphicFramePr>
+                    <a:graphicFrameLocks noChangeAspect="1"/>
+                  </wp:cNvGraphicFramePr>
+                  <a:graphic>
+                    <a:graphicData uri="http://schemas.openxmlformats.org/drawingml/2006/picture">
+                      <pic:pic>
+                        <pic:nvPicPr>
+                          <pic:cNvPr id="0" name="c1ff8e229bd17f7c.png"/>
+                          <pic:cNvPicPr/>
+                        </pic:nvPicPr>
+                        <pic:blipFill>
+                          <a:blip r:embed="rId24"/>
+                          <a:stretch>
+                            <a:fillRect/>
+                          </a:stretch>
+                        </pic:blipFill>
+                        <pic:spPr>
+                          <a:xfrm>
+                            <a:off x="0" y="0"/>
+                            <a:ext cx="579120" cy="146304"/>
+                          </a:xfrm>
+                          <a:prstGeom prst="rect"/>
+                        </pic:spPr>
+                      </pic:pic>
+                    </a:graphicData>
+                  </a:graphic>
+                </wp:inline>
+              </w:drawing>
+            </w:r>
+            <w:r>
+              <w:rPr>
+                <w:b w:val="0"/>
+                <w:i w:val="0"/>
+                <w:color w:val="1A1A1A"/>
+                <w:sz w:val="22"/>
+              </w:rPr>
+              <w:t xml:space="preserve">  km in  6  hours. Find its average speed, in scientific notation. Do not round.</w:t>
+            </w:r>
+          </w:p>
+          <w:p>
+            <w:pPr>
+              <w:spacing w:after="1152"/>
             </w:pPr>
           </w:p>
         </w:tc>
@@ -1822,13 +1865,13 @@
                 <w:color w:val="1A1A1A"/>
                 <w:sz w:val="22"/>
               </w:rPr>
-              <w:t xml:space="preserve">A train travels  </w:t>
+              <w:t xml:space="preserve">Two lengths are measured:  </w:t>
             </w:r>
             <w:r>
               <w:drawing>
                 <wp:inline xmlns:a="http://schemas.openxmlformats.org/drawingml/2006/main" xmlns:pic="http://schemas.openxmlformats.org/drawingml/2006/picture">
-                  <wp:extent cx="661416" cy="146304"/>
-                  <wp:docPr id="16" name="Picture 16"/>
+                  <wp:extent cx="573024" cy="146304"/>
+                  <wp:docPr id="17" name="Picture 17"/>
                   <wp:cNvGraphicFramePr>
                     <a:graphicFrameLocks noChangeAspect="1"/>
                   </wp:cNvGraphicFramePr>
@@ -1836,11 +1879,11 @@
                     <a:graphicData uri="http://schemas.openxmlformats.org/drawingml/2006/picture">
                       <pic:pic>
                         <pic:nvPicPr>
-                          <pic:cNvPr id="0" name="e47ae135c1d1f9ad.png"/>
+                          <pic:cNvPr id="0" name="c4c73edd31b908de.png"/>
                           <pic:cNvPicPr/>
                         </pic:nvPicPr>
                         <pic:blipFill>
-                          <a:blip r:embed="rId24"/>
+                          <a:blip r:embed="rId25"/>
                           <a:stretch>
                             <a:fillRect/>
                           </a:stretch>
@@ -1848,7 +1891,7 @@
                         <pic:spPr>
                           <a:xfrm>
                             <a:off x="0" y="0"/>
-                            <a:ext cx="661416" cy="146304"/>
+                            <a:ext cx="573024" cy="146304"/>
                           </a:xfrm>
                           <a:prstGeom prst="rect"/>
                         </pic:spPr>
@@ -1865,7 +1908,50 @@
                 <w:color w:val="1A1A1A"/>
                 <w:sz w:val="22"/>
               </w:rPr>
-              <w:t xml:space="preserve">  km in  6.0  hours. Find its average speed, with the correct number of significant digits.</w:t>
+              <w:t xml:space="preserve">  mm and  </w:t>
+            </w:r>
+            <w:r>
+              <w:drawing>
+                <wp:inline xmlns:a="http://schemas.openxmlformats.org/drawingml/2006/main" xmlns:pic="http://schemas.openxmlformats.org/drawingml/2006/picture">
+                  <wp:extent cx="576072" cy="146304"/>
+                  <wp:docPr id="18" name="Picture 18"/>
+                  <wp:cNvGraphicFramePr>
+                    <a:graphicFrameLocks noChangeAspect="1"/>
+                  </wp:cNvGraphicFramePr>
+                  <a:graphic>
+                    <a:graphicData uri="http://schemas.openxmlformats.org/drawingml/2006/picture">
+                      <pic:pic>
+                        <pic:nvPicPr>
+                          <pic:cNvPr id="0" name="657664939a79df63.png"/>
+                          <pic:cNvPicPr/>
+                        </pic:nvPicPr>
+                        <pic:blipFill>
+                          <a:blip r:embed="rId26"/>
+                          <a:stretch>
+                            <a:fillRect/>
+                          </a:stretch>
+                        </pic:blipFill>
+                        <pic:spPr>
+                          <a:xfrm>
+                            <a:off x="0" y="0"/>
+                            <a:ext cx="576072" cy="146304"/>
+                          </a:xfrm>
+                          <a:prstGeom prst="rect"/>
+                        </pic:spPr>
+                      </pic:pic>
+                    </a:graphicData>
+                  </a:graphic>
+                </wp:inline>
+              </w:drawing>
+            </w:r>
+            <w:r>
+              <w:rPr>
+                <w:b w:val="0"/>
+                <w:i w:val="0"/>
+                <w:color w:val="1A1A1A"/>
+                <w:sz w:val="22"/>
+              </w:rPr>
+              <w:t xml:space="preserve">  mm. Find their sum, in scientific notation. Do not round.</w:t>
             </w:r>
           </w:p>
           <w:p>
@@ -1937,170 +2023,12 @@
                 <w:color w:val="1A1A1A"/>
                 <w:sz w:val="22"/>
               </w:rPr>
-              <w:t xml:space="preserve">Two lengths are measured:  </w:t>
+              <w:t xml:space="preserve">Two masses are measured:  </w:t>
             </w:r>
             <w:r>
               <w:drawing>
                 <wp:inline xmlns:a="http://schemas.openxmlformats.org/drawingml/2006/main" xmlns:pic="http://schemas.openxmlformats.org/drawingml/2006/picture">
                   <wp:extent cx="655320" cy="146304"/>
-                  <wp:docPr id="17" name="Picture 17"/>
-                  <wp:cNvGraphicFramePr>
-                    <a:graphicFrameLocks noChangeAspect="1"/>
-                  </wp:cNvGraphicFramePr>
-                  <a:graphic>
-                    <a:graphicData uri="http://schemas.openxmlformats.org/drawingml/2006/picture">
-                      <pic:pic>
-                        <pic:nvPicPr>
-                          <pic:cNvPr id="0" name="b9fe1da1b3924eb6.png"/>
-                          <pic:cNvPicPr/>
-                        </pic:nvPicPr>
-                        <pic:blipFill>
-                          <a:blip r:embed="rId25"/>
-                          <a:stretch>
-                            <a:fillRect/>
-                          </a:stretch>
-                        </pic:blipFill>
-                        <pic:spPr>
-                          <a:xfrm>
-                            <a:off x="0" y="0"/>
-                            <a:ext cx="655320" cy="146304"/>
-                          </a:xfrm>
-                          <a:prstGeom prst="rect"/>
-                        </pic:spPr>
-                      </pic:pic>
-                    </a:graphicData>
-                  </a:graphic>
-                </wp:inline>
-              </w:drawing>
-            </w:r>
-            <w:r>
-              <w:rPr>
-                <w:b w:val="0"/>
-                <w:i w:val="0"/>
-                <w:color w:val="1A1A1A"/>
-                <w:sz w:val="22"/>
-              </w:rPr>
-              <w:t xml:space="preserve">  mm and  </w:t>
-            </w:r>
-            <w:r>
-              <w:drawing>
-                <wp:inline xmlns:a="http://schemas.openxmlformats.org/drawingml/2006/main" xmlns:pic="http://schemas.openxmlformats.org/drawingml/2006/picture">
-                  <wp:extent cx="576072" cy="146304"/>
-                  <wp:docPr id="18" name="Picture 18"/>
-                  <wp:cNvGraphicFramePr>
-                    <a:graphicFrameLocks noChangeAspect="1"/>
-                  </wp:cNvGraphicFramePr>
-                  <a:graphic>
-                    <a:graphicData uri="http://schemas.openxmlformats.org/drawingml/2006/picture">
-                      <pic:pic>
-                        <pic:nvPicPr>
-                          <pic:cNvPr id="0" name="657664939a79df63.png"/>
-                          <pic:cNvPicPr/>
-                        </pic:nvPicPr>
-                        <pic:blipFill>
-                          <a:blip r:embed="rId26"/>
-                          <a:stretch>
-                            <a:fillRect/>
-                          </a:stretch>
-                        </pic:blipFill>
-                        <pic:spPr>
-                          <a:xfrm>
-                            <a:off x="0" y="0"/>
-                            <a:ext cx="576072" cy="146304"/>
-                          </a:xfrm>
-                          <a:prstGeom prst="rect"/>
-                        </pic:spPr>
-                      </pic:pic>
-                    </a:graphicData>
-                  </a:graphic>
-                </wp:inline>
-              </w:drawing>
-            </w:r>
-            <w:r>
-              <w:rPr>
-                <w:b w:val="0"/>
-                <w:i w:val="0"/>
-                <w:color w:val="1A1A1A"/>
-                <w:sz w:val="22"/>
-              </w:rPr>
-              <w:t xml:space="preserve">  mm. Find their sum, with the correct precision.</w:t>
-            </w:r>
-          </w:p>
-          <w:p>
-            <w:pPr>
-              <w:spacing w:after="1152"/>
-            </w:pPr>
-          </w:p>
-        </w:tc>
-      </w:tr>
-    </w:tbl>
-    <w:p>
-      <w:pPr>
-        <w:spacing w:after="0" w:before="0" w:line="20" w:lineRule="exact"/>
-      </w:pPr>
-      <w:r>
-        <w:rPr>
-          <w:sz w:val="2"/>
-        </w:rPr>
-      </w:r>
-    </w:p>
-    <w:tbl>
-      <w:tblPr>
-        <w:tblLayout w:type="fixed"/>
-        <w:tblLook w:firstColumn="1" w:firstRow="1" w:lastColumn="0" w:lastRow="0" w:noHBand="0" w:noVBand="1" w:val="04A0"/>
-        <w:tblLayout w:type="fixed"/>
-        <w:tblW w:w="9360" w:type="dxa"/>
-      </w:tblPr>
-      <w:tblGrid>
-        <w:gridCol w:w="9360"/>
-      </w:tblGrid>
-      <w:tr>
-        <w:trPr>
-          <w:cantSplit/>
-        </w:trPr>
-        <w:tc>
-          <w:tcPr>
-            <w:tcW w:type="dxa" w:w="9360"/>
-            <w:tcBorders>
-              <w:top w:val="nil"/>
-              <w:left w:val="nil"/>
-              <w:bottom w:val="nil"/>
-              <w:right w:val="nil"/>
-            </w:tcBorders>
-            <w:tcMar>
-              <w:top w:w="0" w:type="dxa"/>
-              <w:left w:w="0" w:type="dxa"/>
-              <w:bottom w:w="0" w:type="dxa"/>
-              <w:right w:w="0" w:type="dxa"/>
-            </w:tcMar>
-          </w:tcPr>
-          <w:p>
-            <w:pPr>
-              <w:spacing w:before="200" w:after="120"/>
-              <w:ind w:left="420" w:hanging="420"/>
-            </w:pPr>
-            <w:r>
-              <w:rPr>
-                <w:b/>
-                <w:i w:val="0"/>
-                <w:color w:val="1A1A1A"/>
-                <w:sz w:val="22"/>
-              </w:rPr>
-              <w:t xml:space="preserve">17.   </w:t>
-            </w:r>
-            <w:r>
-              <w:rPr>
-                <w:b w:val="0"/>
-                <w:i w:val="0"/>
-                <w:color w:val="1A1A1A"/>
-                <w:sz w:val="22"/>
-              </w:rPr>
-              <w:t xml:space="preserve">Two masses are measured:  </w:t>
-            </w:r>
-            <w:r>
-              <w:drawing>
-                <wp:inline xmlns:a="http://schemas.openxmlformats.org/drawingml/2006/main" xmlns:pic="http://schemas.openxmlformats.org/drawingml/2006/picture">
-                  <wp:extent cx="737616" cy="146304"/>
                   <wp:docPr id="19" name="Picture 19"/>
                   <wp:cNvGraphicFramePr>
                     <a:graphicFrameLocks noChangeAspect="1"/>
@@ -2109,7 +2037,7 @@
                     <a:graphicData uri="http://schemas.openxmlformats.org/drawingml/2006/picture">
                       <pic:pic>
                         <pic:nvPicPr>
-                          <pic:cNvPr id="0" name="259952ae38be1718.png"/>
+                          <pic:cNvPr id="0" name="d98954586fad58f1.png"/>
                           <pic:cNvPicPr/>
                         </pic:nvPicPr>
                         <pic:blipFill>
@@ -2121,7 +2049,7 @@
                         <pic:spPr>
                           <a:xfrm>
                             <a:off x="0" y="0"/>
-                            <a:ext cx="737616" cy="146304"/>
+                            <a:ext cx="655320" cy="146304"/>
                           </a:xfrm>
                           <a:prstGeom prst="rect"/>
                         </pic:spPr>
@@ -2181,127 +2109,12 @@
                 <w:color w:val="1A1A1A"/>
                 <w:sz w:val="22"/>
               </w:rPr>
-              <w:t xml:space="preserve">  g. Find their difference, with the correct precision.</w:t>
+              <w:t xml:space="preserve">  g. Find their difference, in scientific notation. Do not round.</w:t>
             </w:r>
           </w:p>
           <w:p>
             <w:pPr>
               <w:spacing w:after="1296"/>
-            </w:pPr>
-          </w:p>
-        </w:tc>
-      </w:tr>
-    </w:tbl>
-    <w:p>
-      <w:pPr>
-        <w:spacing w:after="0" w:before="0" w:line="20" w:lineRule="exact"/>
-      </w:pPr>
-      <w:r>
-        <w:rPr>
-          <w:sz w:val="2"/>
-        </w:rPr>
-      </w:r>
-    </w:p>
-    <w:tbl>
-      <w:tblPr>
-        <w:tblLayout w:type="fixed"/>
-        <w:tblLook w:firstColumn="1" w:firstRow="1" w:lastColumn="0" w:lastRow="0" w:noHBand="0" w:noVBand="1" w:val="04A0"/>
-        <w:tblLayout w:type="fixed"/>
-        <w:tblW w:w="9360" w:type="dxa"/>
-      </w:tblPr>
-      <w:tblGrid>
-        <w:gridCol w:w="9360"/>
-      </w:tblGrid>
-      <w:tr>
-        <w:trPr>
-          <w:cantSplit/>
-        </w:trPr>
-        <w:tc>
-          <w:tcPr>
-            <w:tcW w:type="dxa" w:w="9360"/>
-            <w:tcBorders>
-              <w:top w:val="nil"/>
-              <w:left w:val="nil"/>
-              <w:bottom w:val="nil"/>
-              <w:right w:val="nil"/>
-            </w:tcBorders>
-            <w:tcMar>
-              <w:top w:w="0" w:type="dxa"/>
-              <w:left w:w="0" w:type="dxa"/>
-              <w:bottom w:w="0" w:type="dxa"/>
-              <w:right w:w="0" w:type="dxa"/>
-            </w:tcMar>
-          </w:tcPr>
-          <w:p>
-            <w:pPr>
-              <w:spacing w:before="200" w:after="120"/>
-              <w:ind w:left="420" w:hanging="420"/>
-            </w:pPr>
-            <w:r>
-              <w:rPr>
-                <w:b/>
-                <w:i w:val="0"/>
-                <w:color w:val="1A1A1A"/>
-                <w:sz w:val="22"/>
-              </w:rPr>
-              <w:t xml:space="preserve">18.   </w:t>
-            </w:r>
-            <w:r>
-              <w:rPr>
-                <w:b w:val="0"/>
-                <w:i w:val="0"/>
-                <w:color w:val="1A1A1A"/>
-                <w:sz w:val="22"/>
-              </w:rPr>
-              <w:t xml:space="preserve">Micah adds two measured lengths, 2,340 m and 6.8 m, and says the sum must be written with two significant digits, as </w:t>
-            </w:r>
-            <w:r>
-              <w:drawing>
-                <wp:inline xmlns:a="http://schemas.openxmlformats.org/drawingml/2006/main" xmlns:pic="http://schemas.openxmlformats.org/drawingml/2006/picture">
-                  <wp:extent cx="573024" cy="146304"/>
-                  <wp:docPr id="21" name="Picture 21"/>
-                  <wp:cNvGraphicFramePr>
-                    <a:graphicFrameLocks noChangeAspect="1"/>
-                  </wp:cNvGraphicFramePr>
-                  <a:graphic>
-                    <a:graphicData uri="http://schemas.openxmlformats.org/drawingml/2006/picture">
-                      <pic:pic>
-                        <pic:nvPicPr>
-                          <pic:cNvPr id="0" name="966f0196958e3053.png"/>
-                          <pic:cNvPicPr/>
-                        </pic:nvPicPr>
-                        <pic:blipFill>
-                          <a:blip r:embed="rId29"/>
-                          <a:stretch>
-                            <a:fillRect/>
-                          </a:stretch>
-                        </pic:blipFill>
-                        <pic:spPr>
-                          <a:xfrm>
-                            <a:off x="0" y="0"/>
-                            <a:ext cx="573024" cy="146304"/>
-                          </a:xfrm>
-                          <a:prstGeom prst="rect"/>
-                        </pic:spPr>
-                      </pic:pic>
-                    </a:graphicData>
-                  </a:graphic>
-                </wp:inline>
-              </w:drawing>
-            </w:r>
-            <w:r>
-              <w:rPr>
-                <w:b w:val="0"/>
-                <w:i w:val="0"/>
-                <w:color w:val="1A1A1A"/>
-                <w:sz w:val="22"/>
-              </w:rPr>
-              <w:t xml:space="preserve"> m. Is he right? Explain, and give the correct sum.</w:t>
-            </w:r>
-          </w:p>
-          <w:p>
-            <w:pPr>
-              <w:spacing w:after="1584"/>
             </w:pPr>
           </w:p>
         </w:tc>
@@ -2392,13 +2205,13 @@
                 <w:color w:val="1A1A1A"/>
                 <w:sz w:val="22"/>
               </w:rPr>
-              <w:t xml:space="preserve">19.   </w:t>
+              <w:t xml:space="preserve">17.   </w:t>
             </w:r>
             <w:r>
               <w:drawing>
                 <wp:inline xmlns:a="http://schemas.openxmlformats.org/drawingml/2006/main" xmlns:pic="http://schemas.openxmlformats.org/drawingml/2006/picture">
                   <wp:extent cx="426720" cy="204216"/>
-                  <wp:docPr id="22" name="Picture 22"/>
+                  <wp:docPr id="21" name="Picture 21"/>
                   <wp:cNvGraphicFramePr>
                     <a:graphicFrameLocks noChangeAspect="1"/>
                   </wp:cNvGraphicFramePr>
@@ -2410,7 +2223,7 @@
                           <pic:cNvPicPr/>
                         </pic:nvPicPr>
                         <pic:blipFill>
-                          <a:blip r:embed="rId30"/>
+                          <a:blip r:embed="rId29"/>
                           <a:stretch>
                             <a:fillRect/>
                           </a:stretch>
@@ -2489,13 +2302,13 @@
                 <w:color w:val="1A1A1A"/>
                 <w:sz w:val="22"/>
               </w:rPr>
-              <w:t xml:space="preserve">20.   </w:t>
+              <w:t xml:space="preserve">18.   </w:t>
             </w:r>
             <w:r>
               <w:drawing>
                 <wp:inline xmlns:a="http://schemas.openxmlformats.org/drawingml/2006/main" xmlns:pic="http://schemas.openxmlformats.org/drawingml/2006/picture">
                   <wp:extent cx="374904" cy="204216"/>
-                  <wp:docPr id="23" name="Picture 23"/>
+                  <wp:docPr id="22" name="Picture 22"/>
                   <wp:cNvGraphicFramePr>
                     <a:graphicFrameLocks noChangeAspect="1"/>
                   </wp:cNvGraphicFramePr>
@@ -2507,7 +2320,7 @@
                           <pic:cNvPicPr/>
                         </pic:nvPicPr>
                         <pic:blipFill>
-                          <a:blip r:embed="rId31"/>
+                          <a:blip r:embed="rId30"/>
                           <a:stretch>
                             <a:fillRect/>
                           </a:stretch>
@@ -2586,13 +2399,13 @@
                 <w:color w:val="1A1A1A"/>
                 <w:sz w:val="22"/>
               </w:rPr>
-              <w:t xml:space="preserve">21.   </w:t>
+              <w:t xml:space="preserve">19.   </w:t>
             </w:r>
             <w:r>
               <w:drawing>
                 <wp:inline xmlns:a="http://schemas.openxmlformats.org/drawingml/2006/main" xmlns:pic="http://schemas.openxmlformats.org/drawingml/2006/picture">
                   <wp:extent cx="655320" cy="204216"/>
-                  <wp:docPr id="24" name="Picture 24"/>
+                  <wp:docPr id="23" name="Picture 23"/>
                   <wp:cNvGraphicFramePr>
                     <a:graphicFrameLocks noChangeAspect="1"/>
                   </wp:cNvGraphicFramePr>
@@ -2604,7 +2417,7 @@
                           <pic:cNvPicPr/>
                         </pic:nvPicPr>
                         <pic:blipFill>
-                          <a:blip r:embed="rId32"/>
+                          <a:blip r:embed="rId31"/>
                           <a:stretch>
                             <a:fillRect/>
                           </a:stretch>
@@ -2683,13 +2496,13 @@
                 <w:color w:val="1A1A1A"/>
                 <w:sz w:val="22"/>
               </w:rPr>
-              <w:t xml:space="preserve">22.   </w:t>
+              <w:t xml:space="preserve">20.   </w:t>
             </w:r>
             <w:r>
               <w:drawing>
                 <wp:inline xmlns:a="http://schemas.openxmlformats.org/drawingml/2006/main" xmlns:pic="http://schemas.openxmlformats.org/drawingml/2006/picture">
                   <wp:extent cx="316992" cy="262128"/>
-                  <wp:docPr id="25" name="Picture 25"/>
+                  <wp:docPr id="24" name="Picture 24"/>
                   <wp:cNvGraphicFramePr>
                     <a:graphicFrameLocks noChangeAspect="1"/>
                   </wp:cNvGraphicFramePr>
@@ -2701,7 +2514,7 @@
                           <pic:cNvPicPr/>
                         </pic:nvPicPr>
                         <pic:blipFill>
-                          <a:blip r:embed="rId33"/>
+                          <a:blip r:embed="rId32"/>
                           <a:stretch>
                             <a:fillRect/>
                           </a:stretch>
@@ -2780,13 +2593,13 @@
                 <w:color w:val="1A1A1A"/>
                 <w:sz w:val="22"/>
               </w:rPr>
-              <w:t xml:space="preserve">23.   </w:t>
+              <w:t xml:space="preserve">21.   </w:t>
             </w:r>
             <w:r>
               <w:drawing>
                 <wp:inline xmlns:a="http://schemas.openxmlformats.org/drawingml/2006/main" xmlns:pic="http://schemas.openxmlformats.org/drawingml/2006/picture">
                   <wp:extent cx="734568" cy="204216"/>
-                  <wp:docPr id="26" name="Picture 26"/>
+                  <wp:docPr id="25" name="Picture 25"/>
                   <wp:cNvGraphicFramePr>
                     <a:graphicFrameLocks noChangeAspect="1"/>
                   </wp:cNvGraphicFramePr>
@@ -2798,7 +2611,7 @@
                           <pic:cNvPicPr/>
                         </pic:nvPicPr>
                         <pic:blipFill>
-                          <a:blip r:embed="rId34"/>
+                          <a:blip r:embed="rId33"/>
                           <a:stretch>
                             <a:fillRect/>
                           </a:stretch>
@@ -2877,13 +2690,13 @@
                 <w:color w:val="1A1A1A"/>
                 <w:sz w:val="22"/>
               </w:rPr>
-              <w:t xml:space="preserve">24.   </w:t>
+              <w:t xml:space="preserve">22.   </w:t>
             </w:r>
             <w:r>
               <w:drawing>
                 <wp:inline xmlns:a="http://schemas.openxmlformats.org/drawingml/2006/main" xmlns:pic="http://schemas.openxmlformats.org/drawingml/2006/picture">
                   <wp:extent cx="1149096" cy="225552"/>
-                  <wp:docPr id="27" name="Picture 27"/>
+                  <wp:docPr id="26" name="Picture 26"/>
                   <wp:cNvGraphicFramePr>
                     <a:graphicFrameLocks noChangeAspect="1"/>
                   </wp:cNvGraphicFramePr>
@@ -2895,7 +2708,7 @@
                           <pic:cNvPicPr/>
                         </pic:nvPicPr>
                         <pic:blipFill>
-                          <a:blip r:embed="rId35"/>
+                          <a:blip r:embed="rId34"/>
                           <a:stretch>
                             <a:fillRect/>
                           </a:stretch>
@@ -2974,7 +2787,7 @@
                 <w:color w:val="1A1A1A"/>
                 <w:sz w:val="22"/>
               </w:rPr>
-              <w:t xml:space="preserve">25.   </w:t>
+              <w:t xml:space="preserve">23.   </w:t>
             </w:r>
             <w:r>
               <w:rPr>
@@ -2989,7 +2802,7 @@
               <w:drawing>
                 <wp:inline xmlns:a="http://schemas.openxmlformats.org/drawingml/2006/main" xmlns:pic="http://schemas.openxmlformats.org/drawingml/2006/picture">
                   <wp:extent cx="457200" cy="204216"/>
-                  <wp:docPr id="28" name="Picture 28"/>
+                  <wp:docPr id="27" name="Picture 27"/>
                   <wp:cNvGraphicFramePr>
                     <a:graphicFrameLocks noChangeAspect="1"/>
                   </wp:cNvGraphicFramePr>
@@ -3001,7 +2814,7 @@
                           <pic:cNvPicPr/>
                         </pic:nvPicPr>
                         <pic:blipFill>
-                          <a:blip r:embed="rId36"/>
+                          <a:blip r:embed="rId35"/>
                           <a:stretch>
                             <a:fillRect/>
                           </a:stretch>
@@ -3122,13 +2935,13 @@
                 <w:color w:val="1A1A1A"/>
                 <w:sz w:val="22"/>
               </w:rPr>
-              <w:t xml:space="preserve">26.   </w:t>
+              <w:t xml:space="preserve">24.   </w:t>
             </w:r>
             <w:r>
               <w:drawing>
                 <wp:inline xmlns:a="http://schemas.openxmlformats.org/drawingml/2006/main" xmlns:pic="http://schemas.openxmlformats.org/drawingml/2006/picture">
                   <wp:extent cx="807720" cy="121920"/>
-                  <wp:docPr id="29" name="Picture 29"/>
+                  <wp:docPr id="28" name="Picture 28"/>
                   <wp:cNvGraphicFramePr>
                     <a:graphicFrameLocks noChangeAspect="1"/>
                   </wp:cNvGraphicFramePr>
@@ -3140,7 +2953,7 @@
                           <pic:cNvPicPr/>
                         </pic:nvPicPr>
                         <pic:blipFill>
-                          <a:blip r:embed="rId37"/>
+                          <a:blip r:embed="rId36"/>
                           <a:stretch>
                             <a:fillRect/>
                           </a:stretch>
@@ -3219,13 +3032,13 @@
                 <w:color w:val="1A1A1A"/>
                 <w:sz w:val="22"/>
               </w:rPr>
-              <w:t xml:space="preserve">27.   </w:t>
+              <w:t xml:space="preserve">25.   </w:t>
             </w:r>
             <w:r>
               <w:drawing>
                 <wp:inline xmlns:a="http://schemas.openxmlformats.org/drawingml/2006/main" xmlns:pic="http://schemas.openxmlformats.org/drawingml/2006/picture">
                   <wp:extent cx="560832" cy="118872"/>
-                  <wp:docPr id="30" name="Picture 30"/>
+                  <wp:docPr id="29" name="Picture 29"/>
                   <wp:cNvGraphicFramePr>
                     <a:graphicFrameLocks noChangeAspect="1"/>
                   </wp:cNvGraphicFramePr>
@@ -3237,7 +3050,7 @@
                           <pic:cNvPicPr/>
                         </pic:nvPicPr>
                         <pic:blipFill>
-                          <a:blip r:embed="rId38"/>
+                          <a:blip r:embed="rId37"/>
                           <a:stretch>
                             <a:fillRect/>
                           </a:stretch>
@@ -3316,13 +3129,13 @@
                 <w:color w:val="1A1A1A"/>
                 <w:sz w:val="22"/>
               </w:rPr>
-              <w:t xml:space="preserve">28.   </w:t>
+              <w:t xml:space="preserve">26.   </w:t>
             </w:r>
             <w:r>
               <w:drawing>
                 <wp:inline xmlns:a="http://schemas.openxmlformats.org/drawingml/2006/main" xmlns:pic="http://schemas.openxmlformats.org/drawingml/2006/picture">
                   <wp:extent cx="816864" cy="170688"/>
-                  <wp:docPr id="31" name="Picture 31"/>
+                  <wp:docPr id="30" name="Picture 30"/>
                   <wp:cNvGraphicFramePr>
                     <a:graphicFrameLocks noChangeAspect="1"/>
                   </wp:cNvGraphicFramePr>
@@ -3334,7 +3147,7 @@
                           <pic:cNvPicPr/>
                         </pic:nvPicPr>
                         <pic:blipFill>
-                          <a:blip r:embed="rId39"/>
+                          <a:blip r:embed="rId38"/>
                           <a:stretch>
                             <a:fillRect/>
                           </a:stretch>
@@ -3413,13 +3226,13 @@
                 <w:color w:val="1A1A1A"/>
                 <w:sz w:val="22"/>
               </w:rPr>
-              <w:t xml:space="preserve">29.   </w:t>
+              <w:t xml:space="preserve">27.   </w:t>
             </w:r>
             <w:r>
               <w:drawing>
                 <wp:inline xmlns:a="http://schemas.openxmlformats.org/drawingml/2006/main" xmlns:pic="http://schemas.openxmlformats.org/drawingml/2006/picture">
                   <wp:extent cx="280416" cy="252984"/>
-                  <wp:docPr id="32" name="Picture 32"/>
+                  <wp:docPr id="31" name="Picture 31"/>
                   <wp:cNvGraphicFramePr>
                     <a:graphicFrameLocks noChangeAspect="1"/>
                   </wp:cNvGraphicFramePr>
@@ -3431,7 +3244,7 @@
                           <pic:cNvPicPr/>
                         </pic:nvPicPr>
                         <pic:blipFill>
-                          <a:blip r:embed="rId40"/>
+                          <a:blip r:embed="rId39"/>
                           <a:stretch>
                             <a:fillRect/>
                           </a:stretch>
@@ -3510,13 +3323,13 @@
                 <w:color w:val="1A1A1A"/>
                 <w:sz w:val="22"/>
               </w:rPr>
-              <w:t xml:space="preserve">30.   </w:t>
+              <w:t xml:space="preserve">28.   </w:t>
             </w:r>
             <w:r>
               <w:drawing>
                 <wp:inline xmlns:a="http://schemas.openxmlformats.org/drawingml/2006/main" xmlns:pic="http://schemas.openxmlformats.org/drawingml/2006/picture">
                   <wp:extent cx="777240" cy="170688"/>
-                  <wp:docPr id="33" name="Picture 33"/>
+                  <wp:docPr id="32" name="Picture 32"/>
                   <wp:cNvGraphicFramePr>
                     <a:graphicFrameLocks noChangeAspect="1"/>
                   </wp:cNvGraphicFramePr>
@@ -3528,7 +3341,7 @@
                           <pic:cNvPicPr/>
                         </pic:nvPicPr>
                         <pic:blipFill>
-                          <a:blip r:embed="rId41"/>
+                          <a:blip r:embed="rId40"/>
                           <a:stretch>
                             <a:fillRect/>
                           </a:stretch>
@@ -3607,13 +3420,13 @@
                 <w:color w:val="1A1A1A"/>
                 <w:sz w:val="22"/>
               </w:rPr>
-              <w:t xml:space="preserve">31.   </w:t>
+              <w:t xml:space="preserve">29.   </w:t>
             </w:r>
             <w:r>
               <w:drawing>
                 <wp:inline xmlns:a="http://schemas.openxmlformats.org/drawingml/2006/main" xmlns:pic="http://schemas.openxmlformats.org/drawingml/2006/picture">
                   <wp:extent cx="993648" cy="216408"/>
-                  <wp:docPr id="34" name="Picture 34"/>
+                  <wp:docPr id="33" name="Picture 33"/>
                   <wp:cNvGraphicFramePr>
                     <a:graphicFrameLocks noChangeAspect="1"/>
                   </wp:cNvGraphicFramePr>
@@ -3625,7 +3438,7 @@
                           <pic:cNvPicPr/>
                         </pic:nvPicPr>
                         <pic:blipFill>
-                          <a:blip r:embed="rId42"/>
+                          <a:blip r:embed="rId41"/>
                           <a:stretch>
                             <a:fillRect/>
                           </a:stretch>
@@ -3704,7 +3517,7 @@
                 <w:color w:val="1A1A1A"/>
                 <w:sz w:val="22"/>
               </w:rPr>
-              <w:t xml:space="preserve">32.   </w:t>
+              <w:t xml:space="preserve">30.   </w:t>
             </w:r>
             <w:r>
               <w:rPr>
@@ -3719,7 +3532,7 @@
               <w:drawing>
                 <wp:inline xmlns:a="http://schemas.openxmlformats.org/drawingml/2006/main" xmlns:pic="http://schemas.openxmlformats.org/drawingml/2006/picture">
                   <wp:extent cx="554736" cy="146304"/>
-                  <wp:docPr id="35" name="Picture 35"/>
+                  <wp:docPr id="34" name="Picture 34"/>
                   <wp:cNvGraphicFramePr>
                     <a:graphicFrameLocks noChangeAspect="1"/>
                   </wp:cNvGraphicFramePr>
@@ -3731,7 +3544,7 @@
                           <pic:cNvPicPr/>
                         </pic:nvPicPr>
                         <pic:blipFill>
-                          <a:blip r:embed="rId43"/>
+                          <a:blip r:embed="rId42"/>
                           <a:stretch>
                             <a:fillRect/>
                           </a:stretch>
@@ -3787,7 +3600,7 @@
               <w:drawing>
                 <wp:inline xmlns:a="http://schemas.openxmlformats.org/drawingml/2006/main" xmlns:pic="http://schemas.openxmlformats.org/drawingml/2006/picture">
                   <wp:extent cx="240791" cy="118872"/>
-                  <wp:docPr id="36" name="Picture 36"/>
+                  <wp:docPr id="35" name="Picture 35"/>
                   <wp:cNvGraphicFramePr>
                     <a:graphicFrameLocks noChangeAspect="1"/>
                   </wp:cNvGraphicFramePr>
@@ -3799,7 +3612,7 @@
                           <pic:cNvPicPr/>
                         </pic:nvPicPr>
                         <pic:blipFill>
-                          <a:blip r:embed="rId44"/>
+                          <a:blip r:embed="rId43"/>
                           <a:stretch>
                             <a:fillRect/>
                           </a:stretch>
@@ -3846,7 +3659,7 @@
               <w:drawing>
                 <wp:inline xmlns:a="http://schemas.openxmlformats.org/drawingml/2006/main" xmlns:pic="http://schemas.openxmlformats.org/drawingml/2006/picture">
                   <wp:extent cx="225552" cy="115824"/>
-                  <wp:docPr id="37" name="Picture 37"/>
+                  <wp:docPr id="36" name="Picture 36"/>
                   <wp:cNvGraphicFramePr>
                     <a:graphicFrameLocks noChangeAspect="1"/>
                   </wp:cNvGraphicFramePr>
@@ -3858,7 +3671,7 @@
                           <pic:cNvPicPr/>
                         </pic:nvPicPr>
                         <pic:blipFill>
-                          <a:blip r:embed="rId45"/>
+                          <a:blip r:embed="rId44"/>
                           <a:stretch>
                             <a:fillRect/>
                           </a:stretch>
@@ -3905,7 +3718,7 @@
               <w:drawing>
                 <wp:inline xmlns:a="http://schemas.openxmlformats.org/drawingml/2006/main" xmlns:pic="http://schemas.openxmlformats.org/drawingml/2006/picture">
                   <wp:extent cx="161544" cy="112776"/>
-                  <wp:docPr id="38" name="Picture 38"/>
+                  <wp:docPr id="37" name="Picture 37"/>
                   <wp:cNvGraphicFramePr>
                     <a:graphicFrameLocks noChangeAspect="1"/>
                   </wp:cNvGraphicFramePr>
@@ -3917,7 +3730,7 @@
                           <pic:cNvPicPr/>
                         </pic:nvPicPr>
                         <pic:blipFill>
-                          <a:blip r:embed="rId46"/>
+                          <a:blip r:embed="rId45"/>
                           <a:stretch>
                             <a:fillRect/>
                           </a:stretch>
@@ -3964,7 +3777,7 @@
               <w:drawing>
                 <wp:inline xmlns:a="http://schemas.openxmlformats.org/drawingml/2006/main" xmlns:pic="http://schemas.openxmlformats.org/drawingml/2006/picture">
                   <wp:extent cx="225552" cy="118872"/>
-                  <wp:docPr id="39" name="Picture 39"/>
+                  <wp:docPr id="38" name="Picture 38"/>
                   <wp:cNvGraphicFramePr>
                     <a:graphicFrameLocks noChangeAspect="1"/>
                   </wp:cNvGraphicFramePr>
@@ -3976,7 +3789,7 @@
                           <pic:cNvPicPr/>
                         </pic:nvPicPr>
                         <pic:blipFill>
-                          <a:blip r:embed="rId47"/>
+                          <a:blip r:embed="rId46"/>
                           <a:stretch>
                             <a:fillRect/>
                           </a:stretch>
@@ -4088,7 +3901,7 @@
                 <w:color w:val="1A1A1A"/>
                 <w:sz w:val="22"/>
               </w:rPr>
-              <w:t xml:space="preserve">33.   </w:t>
+              <w:t xml:space="preserve">31.   </w:t>
             </w:r>
             <w:r>
               <w:rPr>
@@ -4103,7 +3916,7 @@
               <w:drawing>
                 <wp:inline xmlns:a="http://schemas.openxmlformats.org/drawingml/2006/main" xmlns:pic="http://schemas.openxmlformats.org/drawingml/2006/picture">
                   <wp:extent cx="216408" cy="143256"/>
-                  <wp:docPr id="40" name="Picture 40"/>
+                  <wp:docPr id="39" name="Picture 39"/>
                   <wp:cNvGraphicFramePr>
                     <a:graphicFrameLocks noChangeAspect="1"/>
                   </wp:cNvGraphicFramePr>
@@ -4115,7 +3928,7 @@
                           <pic:cNvPicPr/>
                         </pic:nvPicPr>
                         <pic:blipFill>
-                          <a:blip r:embed="rId48"/>
+                          <a:blip r:embed="rId47"/>
                           <a:stretch>
                             <a:fillRect/>
                           </a:stretch>
@@ -4146,7 +3959,7 @@
               <w:drawing>
                 <wp:inline xmlns:a="http://schemas.openxmlformats.org/drawingml/2006/main" xmlns:pic="http://schemas.openxmlformats.org/drawingml/2006/picture">
                   <wp:extent cx="426720" cy="115824"/>
-                  <wp:docPr id="41" name="Picture 41"/>
+                  <wp:docPr id="40" name="Picture 40"/>
                   <wp:cNvGraphicFramePr>
                     <a:graphicFrameLocks noChangeAspect="1"/>
                   </wp:cNvGraphicFramePr>
@@ -4158,7 +3971,7 @@
                           <pic:cNvPicPr/>
                         </pic:nvPicPr>
                         <pic:blipFill>
-                          <a:blip r:embed="rId49"/>
+                          <a:blip r:embed="rId48"/>
                           <a:stretch>
                             <a:fillRect/>
                           </a:stretch>
@@ -4246,7 +4059,7 @@
                 <w:color w:val="1A1A1A"/>
                 <w:sz w:val="22"/>
               </w:rPr>
-              <w:t xml:space="preserve">34.   </w:t>
+              <w:t xml:space="preserve">32.   </w:t>
             </w:r>
             <w:r>
               <w:rPr>
@@ -4261,7 +4074,7 @@
               <w:drawing>
                 <wp:inline xmlns:a="http://schemas.openxmlformats.org/drawingml/2006/main" xmlns:pic="http://schemas.openxmlformats.org/drawingml/2006/picture">
                   <wp:extent cx="603504" cy="213360"/>
-                  <wp:docPr id="42" name="Picture 42"/>
+                  <wp:docPr id="41" name="Picture 41"/>
                   <wp:cNvGraphicFramePr>
                     <a:graphicFrameLocks noChangeAspect="1"/>
                   </wp:cNvGraphicFramePr>
@@ -4273,7 +4086,7 @@
                           <pic:cNvPicPr/>
                         </pic:nvPicPr>
                         <pic:blipFill>
-                          <a:blip r:embed="rId50"/>
+                          <a:blip r:embed="rId49"/>
                           <a:stretch>
                             <a:fillRect/>
                           </a:stretch>
@@ -4304,7 +4117,7 @@
               <w:drawing>
                 <wp:inline xmlns:a="http://schemas.openxmlformats.org/drawingml/2006/main" xmlns:pic="http://schemas.openxmlformats.org/drawingml/2006/picture">
                   <wp:extent cx="121920" cy="109728"/>
-                  <wp:docPr id="43" name="Picture 43"/>
+                  <wp:docPr id="42" name="Picture 42"/>
                   <wp:cNvGraphicFramePr>
                     <a:graphicFrameLocks noChangeAspect="1"/>
                   </wp:cNvGraphicFramePr>
@@ -4316,7 +4129,7 @@
                           <pic:cNvPicPr/>
                         </pic:nvPicPr>
                         <pic:blipFill>
-                          <a:blip r:embed="rId51"/>
+                          <a:blip r:embed="rId50"/>
                           <a:stretch>
                             <a:fillRect/>
                           </a:stretch>
@@ -4347,7 +4160,7 @@
               <w:drawing>
                 <wp:inline xmlns:a="http://schemas.openxmlformats.org/drawingml/2006/main" xmlns:pic="http://schemas.openxmlformats.org/drawingml/2006/picture">
                   <wp:extent cx="521207" cy="115824"/>
-                  <wp:docPr id="44" name="Picture 44"/>
+                  <wp:docPr id="43" name="Picture 43"/>
                   <wp:cNvGraphicFramePr>
                     <a:graphicFrameLocks noChangeAspect="1"/>
                   </wp:cNvGraphicFramePr>
@@ -4359,7 +4172,7 @@
                           <pic:cNvPicPr/>
                         </pic:nvPicPr>
                         <pic:blipFill>
-                          <a:blip r:embed="rId52"/>
+                          <a:blip r:embed="rId51"/>
                           <a:stretch>
                             <a:fillRect/>
                           </a:stretch>
@@ -4390,7 +4203,7 @@
               <w:drawing>
                 <wp:inline xmlns:a="http://schemas.openxmlformats.org/drawingml/2006/main" xmlns:pic="http://schemas.openxmlformats.org/drawingml/2006/picture">
                   <wp:extent cx="304800" cy="112776"/>
-                  <wp:docPr id="45" name="Picture 45"/>
+                  <wp:docPr id="44" name="Picture 44"/>
                   <wp:cNvGraphicFramePr>
                     <a:graphicFrameLocks noChangeAspect="1"/>
                   </wp:cNvGraphicFramePr>
@@ -4402,7 +4215,7 @@
                           <pic:cNvPicPr/>
                         </pic:nvPicPr>
                         <pic:blipFill>
-                          <a:blip r:embed="rId53"/>
+                          <a:blip r:embed="rId52"/>
                           <a:stretch>
                             <a:fillRect/>
                           </a:stretch>
@@ -4490,7 +4303,7 @@
                 <w:color w:val="1A1A1A"/>
                 <w:sz w:val="22"/>
               </w:rPr>
-              <w:t xml:space="preserve">35.   </w:t>
+              <w:t xml:space="preserve">33.   </w:t>
             </w:r>
             <w:r>
               <w:rPr>
@@ -4562,7 +4375,7 @@
                 <w:color w:val="1A1A1A"/>
                 <w:sz w:val="22"/>
               </w:rPr>
-              <w:t xml:space="preserve">36.   </w:t>
+              <w:t xml:space="preserve">34.   </w:t>
             </w:r>
             <w:r>
               <w:rPr>
@@ -4745,7 +4558,7 @@
                 <w:color w:val="1A1A1A"/>
                 <w:sz w:val="22"/>
               </w:rPr>
-              <w:t xml:space="preserve">37.   </w:t>
+              <w:t xml:space="preserve">35.   </w:t>
             </w:r>
             <w:r>
               <w:rPr>
@@ -4785,7 +4598,7 @@
               <w:drawing>
                 <wp:inline xmlns:a="http://schemas.openxmlformats.org/drawingml/2006/main" xmlns:pic="http://schemas.openxmlformats.org/drawingml/2006/picture">
                   <wp:extent cx="1011936" cy="170688"/>
-                  <wp:docPr id="46" name="Picture 46"/>
+                  <wp:docPr id="45" name="Picture 45"/>
                   <wp:cNvGraphicFramePr>
                     <a:graphicFrameLocks noChangeAspect="1"/>
                   </wp:cNvGraphicFramePr>
@@ -4797,7 +4610,7 @@
                           <pic:cNvPicPr/>
                         </pic:nvPicPr>
                         <pic:blipFill>
-                          <a:blip r:embed="rId54"/>
+                          <a:blip r:embed="rId53"/>
                           <a:stretch>
                             <a:fillRect/>
                           </a:stretch>
@@ -4844,7 +4657,7 @@
               <w:drawing>
                 <wp:inline xmlns:a="http://schemas.openxmlformats.org/drawingml/2006/main" xmlns:pic="http://schemas.openxmlformats.org/drawingml/2006/picture">
                   <wp:extent cx="947928" cy="146304"/>
-                  <wp:docPr id="47" name="Picture 47"/>
+                  <wp:docPr id="46" name="Picture 46"/>
                   <wp:cNvGraphicFramePr>
                     <a:graphicFrameLocks noChangeAspect="1"/>
                   </wp:cNvGraphicFramePr>
@@ -4856,7 +4669,7 @@
                           <pic:cNvPicPr/>
                         </pic:nvPicPr>
                         <pic:blipFill>
-                          <a:blip r:embed="rId55"/>
+                          <a:blip r:embed="rId54"/>
                           <a:stretch>
                             <a:fillRect/>
                           </a:stretch>
@@ -4903,7 +4716,7 @@
               <w:drawing>
                 <wp:inline xmlns:a="http://schemas.openxmlformats.org/drawingml/2006/main" xmlns:pic="http://schemas.openxmlformats.org/drawingml/2006/picture">
                   <wp:extent cx="1066800" cy="146304"/>
-                  <wp:docPr id="48" name="Picture 48"/>
+                  <wp:docPr id="47" name="Picture 47"/>
                   <wp:cNvGraphicFramePr>
                     <a:graphicFrameLocks noChangeAspect="1"/>
                   </wp:cNvGraphicFramePr>
@@ -4915,7 +4728,7 @@
                           <pic:cNvPicPr/>
                         </pic:nvPicPr>
                         <pic:blipFill>
-                          <a:blip r:embed="rId56"/>
+                          <a:blip r:embed="rId55"/>
                           <a:stretch>
                             <a:fillRect/>
                           </a:stretch>
@@ -4962,7 +4775,7 @@
               <w:drawing>
                 <wp:inline xmlns:a="http://schemas.openxmlformats.org/drawingml/2006/main" xmlns:pic="http://schemas.openxmlformats.org/drawingml/2006/picture">
                   <wp:extent cx="1014984" cy="170688"/>
-                  <wp:docPr id="49" name="Picture 49"/>
+                  <wp:docPr id="48" name="Picture 48"/>
                   <wp:cNvGraphicFramePr>
                     <a:graphicFrameLocks noChangeAspect="1"/>
                   </wp:cNvGraphicFramePr>
@@ -4974,7 +4787,7 @@
                           <pic:cNvPicPr/>
                         </pic:nvPicPr>
                         <pic:blipFill>
-                          <a:blip r:embed="rId57"/>
+                          <a:blip r:embed="rId56"/>
                           <a:stretch>
                             <a:fillRect/>
                           </a:stretch>

--- a/a7/packages/A7 Unit 4 - Solving Problems with Rational Numbers/Review/A7 Unit 4 Solving Problems with Rational Numbers - Review.docx
+++ b/a7/packages/A7 Unit 4 - Solving Problems with Rational Numbers/Review/A7 Unit 4 Solving Problems with Rational Numbers - Review.docx
@@ -217,7 +217,7 @@
           <w:color w:val="1A1A1A"/>
           <w:sz w:val="24"/>
         </w:rPr>
-        <w:t>PART A.   Adding and Subtracting in Scientific Notation</w:t>
+        <w:t>Adding and Subtracting in Scientific Notation</w:t>
       </w:r>
       <w:r>
         <w:tab/>
@@ -229,7 +229,7 @@
           <w:color w:val="6B6B6B"/>
           <w:sz w:val="19"/>
         </w:rPr>
-        <w:t>Lesson 1   ·   6 questions</w:t>
+        <w:t>Lesson 4.01   ·   6 questions</w:t>
       </w:r>
     </w:p>
     <w:tbl>
@@ -850,7 +850,7 @@
           <w:color w:val="1A1A1A"/>
           <w:sz w:val="24"/>
         </w:rPr>
-        <w:t>PART B.   Multiplying and Dividing in Scientific Notation</w:t>
+        <w:t>Multiplying and Dividing in Scientific Notation</w:t>
       </w:r>
       <w:r>
         <w:tab/>
@@ -862,7 +862,7 @@
           <w:color w:val="6B6B6B"/>
           <w:sz w:val="19"/>
         </w:rPr>
-        <w:t>Lessons 2–3   ·   6 questions</w:t>
+        <w:t>Lessons 4.02–4.03   ·   6 questions</w:t>
       </w:r>
     </w:p>
     <w:tbl>
@@ -1526,7 +1526,7 @@
           <w:color w:val="1A1A1A"/>
           <w:sz w:val="24"/>
         </w:rPr>
-        <w:t>PART C.   Real-World Problems in Scientific Notation</w:t>
+        <w:t>Real-World Problems in Scientific Notation</w:t>
       </w:r>
       <w:r>
         <w:tab/>
@@ -1538,7 +1538,7 @@
           <w:color w:val="6B6B6B"/>
           <w:sz w:val="19"/>
         </w:rPr>
-        <w:t>Lesson 4   ·   4 questions</w:t>
+        <w:t>Lesson 4.04   ·   4 questions</w:t>
       </w:r>
     </w:p>
     <w:tbl>
@@ -2148,7 +2148,7 @@
           <w:color w:val="1A1A1A"/>
           <w:sz w:val="24"/>
         </w:rPr>
-        <w:t>PART D.   Evaluating Expressions with Radicals</w:t>
+        <w:t>Evaluating Expressions with Radicals</w:t>
       </w:r>
       <w:r>
         <w:tab/>
@@ -2160,7 +2160,7 @@
           <w:color w:val="6B6B6B"/>
           <w:sz w:val="19"/>
         </w:rPr>
-        <w:t>Lesson 5   ·   7 questions</w:t>
+        <w:t>Lesson 4.05   ·   7 questions</w:t>
       </w:r>
     </w:p>
     <w:tbl>
@@ -2878,7 +2878,7 @@
           <w:color w:val="1A1A1A"/>
           <w:sz w:val="24"/>
         </w:rPr>
-        <w:t>PART E.   The Order of Operations</w:t>
+        <w:t>The Order of Operations</w:t>
       </w:r>
       <w:r>
         <w:tab/>
@@ -2890,7 +2890,7 @@
           <w:color w:val="6B6B6B"/>
           <w:sz w:val="19"/>
         </w:rPr>
-        <w:t>Lesson 6   ·   7 questions</w:t>
+        <w:t>Lesson 4.06   ·   7 questions</w:t>
       </w:r>
     </w:p>
     <w:tbl>
@@ -3844,7 +3844,7 @@
           <w:color w:val="1A1A1A"/>
           <w:sz w:val="24"/>
         </w:rPr>
-        <w:t>PART F.   Real-World Problems and the Order of Operations</w:t>
+        <w:t>Real-World Problems and the Order of Operations</w:t>
       </w:r>
       <w:r>
         <w:tab/>
@@ -3856,7 +3856,7 @@
           <w:color w:val="6B6B6B"/>
           <w:sz w:val="19"/>
         </w:rPr>
-        <w:t>Lessons 7–8   ·   5 questions</w:t>
+        <w:t>Lessons 4.07–4.08   ·   5 questions</w:t>
       </w:r>
     </w:p>
     <w:tbl>
